--- a/assets/templates/purchase_order_template.docx
+++ b/assets/templates/purchase_order_template.docx
@@ -652,7 +652,7 @@
                 <w:b w:val="0"/>
                 <w:sz w:val="32"/>
               </w:rPr>
-              <w:t>({{procurement_head}})</w:t>
+              <w:t>({{director_name}})</w:t>
             </w:r>
           </w:p>
         </w:tc>
@@ -692,7 +692,7 @@
                 <w:b w:val="0"/>
                 <w:sz w:val="32"/>
               </w:rPr>
-              <w:t>หัวหน้าเจ้าหน้าที่พัสดุ</w:t>
+              <w:t>ผู้อำนวยการโรงเรียน{{school_name}}</w:t>
             </w:r>
           </w:p>
         </w:tc>
@@ -711,7 +711,7 @@
                 <w:b w:val="0"/>
                 <w:sz w:val="32"/>
               </w:rPr>
-              <w:t>ผู้ขาย/ผู้รับจ้าง</w:t>
+              <w:t>ผู้รับใบสั่ง{{order_type}}</w:t>
             </w:r>
           </w:p>
         </w:tc>
@@ -732,7 +732,7 @@
                 <w:b w:val="0"/>
                 <w:sz w:val="32"/>
               </w:rPr>
-              <w:t>เห็นชอบ / อนุมัติ</w:t>
+              <w:t>{{date_contract_signed}}</w:t>
             </w:r>
           </w:p>
         </w:tc>
@@ -751,64 +751,8 @@
                 <w:b w:val="0"/>
                 <w:sz w:val="32"/>
               </w:rPr>
+              <w:t>{{date_contract_signed}}</w:t>
             </w:r>
-          </w:p>
-        </w:tc>
-      </w:tr>
-      <w:tr>
-        <w:tc>
-          <w:tcPr>
-            <w:tcW w:type="dxa" w:w="4320"/>
-          </w:tcPr>
-          <w:p>
-            <w:pPr>
-              <w:jc w:val="center"/>
-            </w:pPr>
-            <w:r/>
-            <w:r>
-              <w:rPr>
-                <w:rFonts w:ascii="TH SarabunPSK" w:hAnsi="TH SarabunPSK" w:eastAsia="TH SarabunPSK" w:cs="TH SarabunPSK"/>
-                <w:b w:val="0"/>
-                <w:sz w:val="32"/>
-              </w:rPr>
-              <w:t>ลงชื่อ ....................................................</w:t>
-            </w:r>
-          </w:p>
-          <w:p>
-            <w:pPr>
-              <w:jc w:val="center"/>
-            </w:pPr>
-            <w:r>
-              <w:rPr>
-                <w:rFonts w:ascii="TH SarabunPSK" w:hAnsi="TH SarabunPSK" w:eastAsia="TH SarabunPSK" w:cs="TH SarabunPSK"/>
-                <w:b w:val="0"/>
-                <w:sz w:val="32"/>
-              </w:rPr>
-              <w:t>({{director_name}})</w:t>
-            </w:r>
-          </w:p>
-          <w:p>
-            <w:pPr>
-              <w:jc w:val="center"/>
-            </w:pPr>
-            <w:r>
-              <w:rPr>
-                <w:rFonts w:ascii="TH SarabunPSK" w:hAnsi="TH SarabunPSK" w:eastAsia="TH SarabunPSK" w:cs="TH SarabunPSK"/>
-                <w:b w:val="0"/>
-                <w:sz w:val="32"/>
-              </w:rPr>
-              <w:t>ผู้อำนวยการโรงเรียน{{school_name}}</w:t>
-            </w:r>
-          </w:p>
-        </w:tc>
-        <w:tc>
-          <w:tcPr>
-            <w:tcW w:type="dxa" w:w="4320"/>
-          </w:tcPr>
-          <w:p>
-            <w:pPr>
-              <w:jc w:val="center"/>
-            </w:pPr>
           </w:p>
         </w:tc>
       </w:tr>

--- a/assets/templates/purchase_order_template.docx
+++ b/assets/templates/purchase_order_template.docx
@@ -118,7 +118,47 @@
           <w:b w:val="0"/>
           <w:sz w:val="32"/>
         </w:rPr>
+        <w:t>{{if:vendor_not_bangkok}}</w:t>
+      </w:r>
+      <w:r>
+        <w:rPr>
+          <w:rFonts w:ascii="TH SarabunPSK" w:hAnsi="TH SarabunPSK" w:eastAsia="TH SarabunPSK" w:cs="TH SarabunPSK"/>
+          <w:b w:val="0"/>
+          <w:sz w:val="32"/>
+        </w:rPr>
         <w:t xml:space="preserve">  ตำบล</w:t>
+      </w:r>
+      <w:r>
+        <w:rPr>
+          <w:rFonts w:ascii="TH SarabunPSK" w:hAnsi="TH SarabunPSK" w:eastAsia="TH SarabunPSK" w:cs="TH SarabunPSK"/>
+          <w:b w:val="0"/>
+          <w:sz w:val="32"/>
+        </w:rPr>
+        <w:t>{{endif:vendor_not_bangkok}}</w:t>
+      </w:r>
+      <w:r>
+        <w:rPr>
+          <w:rFonts w:ascii="TH SarabunPSK" w:hAnsi="TH SarabunPSK" w:eastAsia="TH SarabunPSK" w:cs="TH SarabunPSK"/>
+          <w:b w:val="0"/>
+          <w:sz w:val="32"/>
+        </w:rPr>
+        <w:t>{{if:vendor_is_bangkok}}</w:t>
+      </w:r>
+      <w:r>
+        <w:rPr>
+          <w:rFonts w:ascii="TH SarabunPSK" w:hAnsi="TH SarabunPSK" w:eastAsia="TH SarabunPSK" w:cs="TH SarabunPSK"/>
+          <w:b w:val="0"/>
+          <w:sz w:val="32"/>
+        </w:rPr>
+        <w:t xml:space="preserve">  แขวง</w:t>
+      </w:r>
+      <w:r>
+        <w:rPr>
+          <w:rFonts w:ascii="TH SarabunPSK" w:hAnsi="TH SarabunPSK" w:eastAsia="TH SarabunPSK" w:cs="TH SarabunPSK"/>
+          <w:b w:val="0"/>
+          <w:sz w:val="32"/>
+        </w:rPr>
+        <w:t>{{endif:vendor_is_bangkok}}</w:t>
       </w:r>
       <w:r>
         <w:rPr>
@@ -134,7 +174,47 @@
           <w:b w:val="0"/>
           <w:sz w:val="32"/>
         </w:rPr>
+        <w:t>{{if:vendor_not_bangkok}}</w:t>
+      </w:r>
+      <w:r>
+        <w:rPr>
+          <w:rFonts w:ascii="TH SarabunPSK" w:hAnsi="TH SarabunPSK" w:eastAsia="TH SarabunPSK" w:cs="TH SarabunPSK"/>
+          <w:b w:val="0"/>
+          <w:sz w:val="32"/>
+        </w:rPr>
         <w:t xml:space="preserve">  อำเภอ</w:t>
+      </w:r>
+      <w:r>
+        <w:rPr>
+          <w:rFonts w:ascii="TH SarabunPSK" w:hAnsi="TH SarabunPSK" w:eastAsia="TH SarabunPSK" w:cs="TH SarabunPSK"/>
+          <w:b w:val="0"/>
+          <w:sz w:val="32"/>
+        </w:rPr>
+        <w:t>{{endif:vendor_not_bangkok}}</w:t>
+      </w:r>
+      <w:r>
+        <w:rPr>
+          <w:rFonts w:ascii="TH SarabunPSK" w:hAnsi="TH SarabunPSK" w:eastAsia="TH SarabunPSK" w:cs="TH SarabunPSK"/>
+          <w:b w:val="0"/>
+          <w:sz w:val="32"/>
+        </w:rPr>
+        <w:t>{{if:vendor_is_bangkok}}</w:t>
+      </w:r>
+      <w:r>
+        <w:rPr>
+          <w:rFonts w:ascii="TH SarabunPSK" w:hAnsi="TH SarabunPSK" w:eastAsia="TH SarabunPSK" w:cs="TH SarabunPSK"/>
+          <w:b w:val="0"/>
+          <w:sz w:val="32"/>
+        </w:rPr>
+        <w:t xml:space="preserve">  เขต</w:t>
+      </w:r>
+      <w:r>
+        <w:rPr>
+          <w:rFonts w:ascii="TH SarabunPSK" w:hAnsi="TH SarabunPSK" w:eastAsia="TH SarabunPSK" w:cs="TH SarabunPSK"/>
+          <w:b w:val="0"/>
+          <w:sz w:val="32"/>
+        </w:rPr>
+        <w:t>{{endif:vendor_is_bangkok}}</w:t>
       </w:r>
       <w:r>
         <w:rPr>
